--- a/materials/grade-03/G03-L03/G03-L03-Interactive-Notebook.docx
+++ b/materials/grade-03/G03-L03/G03-L03-Interactive-Notebook.docx
@@ -8,51 +8,62 @@
       </w:pPr>
       <w:r>
         <w:rPr>
-          <w:color w:val="999999"/>
-          <w:sz w:val="16"/>
+          <w:rFonts w:ascii="Comic Sans MS" w:hAnsi="Comic Sans MS"/>
+          <w:color w:val="AAAAAA"/>
+          <w:sz w:val="18"/>
         </w:rPr>
-        <w:t>- - - - - - - - - - - - - - - - - - - - - - - - - - - CUT ALONG DASHED LINE - - - - - - - - - - - - - - - - - - - - - - - - - -</w:t>
+        <w:t>- - - - - - - - - - - - - - - - - - CUT HERE - - - - - - - - - - - - - - - - - -</w:t>
       </w:r>
     </w:p>
     <w:tbl>
       <w:tblPr>
-        <w:tblStyle w:val="TableGrid"/>
         <w:tblW w:type="auto" w:w="0"/>
         <w:jc w:val="center"/>
         <w:tblLook w:firstColumn="1" w:firstRow="1" w:lastColumn="0" w:lastRow="0" w:noHBand="0" w:noVBand="1" w:val="04A0"/>
       </w:tblPr>
       <w:tblGrid>
-        <w:gridCol w:w="7200"/>
-        <w:gridCol w:w="7200"/>
+        <w:gridCol w:w="7344"/>
+        <w:gridCol w:w="7344"/>
       </w:tblGrid>
       <w:tr>
         <w:tc>
           <w:tcPr>
-            <w:tcW w:type="dxa" w:w="6912"/>
+            <w:tcW w:type="dxa" w:w="7344"/>
+            <w:shd w:fill="E3F2FD"/>
+            <w:tcW w:w="7056" w:type="dxa"/>
+            <w:tcBorders>
+              <w:top w:sz="18" w:color="2E86AB" w:val="single"/>
+              <w:bottom w:sz="18" w:color="2E86AB" w:val="single"/>
+              <w:left w:sz="18" w:color="2E86AB" w:val="single"/>
+              <w:right w:sz="6" w:color="2E86AB" w:val="dashed"/>
+            </w:tcBorders>
           </w:tcPr>
           <w:p/>
           <w:p>
             <w:pPr>
+              <w:spacing w:after="40"/>
               <w:jc w:val="center"/>
             </w:pPr>
             <w:r>
               <w:rPr>
+                <w:rFonts w:ascii="Comic Sans MS" w:hAnsi="Comic Sans MS"/>
                 <w:b/>
                 <w:color w:val="2E86AB"/>
-                <w:sz w:val="28"/>
+                <w:sz w:val="36"/>
               </w:rPr>
-              <w:t>ModelIt! Interactive Notebook</w:t>
+              <w:t>My System Model</w:t>
             </w:r>
           </w:p>
           <w:p>
             <w:pPr>
+              <w:spacing w:after="40"/>
               <w:jc w:val="center"/>
             </w:pPr>
             <w:r>
               <w:rPr>
-                <w:b/>
-                <w:color w:val="1A4780"/>
-                <w:sz w:val="32"/>
+                <w:rFonts w:ascii="Comic Sans MS" w:hAnsi="Comic Sans MS"/>
+                <w:color w:val="555555"/>
+                <w:sz w:val="28"/>
               </w:rPr>
               <w:t>Why Do Animals Live in Groups?</w:t>
             </w:r>
@@ -63,36 +74,49 @@
             </w:pPr>
             <w:r>
               <w:rPr>
-                <w:color w:val="666666"/>
-                <w:sz w:val="18"/>
+                <w:rFonts w:ascii="Comic Sans MS" w:hAnsi="Comic Sans MS"/>
+                <w:color w:val="555555"/>
+                <w:sz w:val="16"/>
               </w:rPr>
               <w:t>3rd Grade  |  3-LS2-1</w:t>
             </w:r>
           </w:p>
           <w:p>
+            <w:pPr>
+              <w:jc w:val="center"/>
+            </w:pPr>
             <w:r>
               <w:rPr>
+                <w:rFonts w:ascii="Comic Sans MS" w:hAnsi="Comic Sans MS"/>
                 <w:b/>
-                <w:color w:val="0D1B2A"/>
+                <w:color w:val="E67E22"/>
                 <w:sz w:val="22"/>
               </w:rPr>
-              <w:t>My System Model (color it in!)</w:t>
+              <w:t>Color the model!</w:t>
             </w:r>
           </w:p>
           <w:tbl>
             <w:tblPr>
               <w:tblW w:type="auto" w:w="0"/>
               <w:tblLook w:firstColumn="1" w:firstRow="1" w:lastColumn="0" w:lastRow="0" w:noHBand="0" w:noVBand="1" w:val="04A0"/>
+              <w:tblBorders>
+                <w:top w:val="none" w:sz="0" w:space="0" w:color="auto"/>
+                <w:left w:val="none" w:sz="0" w:space="0" w:color="auto"/>
+                <w:bottom w:val="none" w:sz="0" w:space="0" w:color="auto"/>
+                <w:right w:val="none" w:sz="0" w:space="0" w:color="auto"/>
+                <w:insideH w:val="none" w:sz="0" w:space="0" w:color="auto"/>
+                <w:insideV w:val="none" w:sz="0" w:space="0" w:color="auto"/>
+              </w:tblBorders>
             </w:tblPr>
             <w:tblGrid>
-              <w:gridCol w:w="2304"/>
-              <w:gridCol w:w="2304"/>
-              <w:gridCol w:w="2304"/>
+              <w:gridCol w:w="2448"/>
+              <w:gridCol w:w="2448"/>
+              <w:gridCol w:w="2448"/>
             </w:tblGrid>
             <w:tr>
               <w:tc>
                 <w:tcPr>
-                  <w:tcW w:type="dxa" w:w="2304"/>
+                  <w:tcW w:type="dxa" w:w="2448"/>
                 </w:tcPr>
                 <w:p/>
                 <w:p>
@@ -101,6 +125,7 @@
                   </w:pPr>
                   <w:r>
                     <w:rPr>
+                      <w:rFonts w:ascii="Comic Sans MS" w:hAnsi="Comic Sans MS"/>
                       <w:b/>
                       <w:color w:val="E67E22"/>
                       <w:sz w:val="14"/>
@@ -111,7 +136,7 @@
               </w:tc>
               <w:tc>
                 <w:tcPr>
-                  <w:tcW w:type="dxa" w:w="2304"/>
+                  <w:tcW w:type="dxa" w:w="2448"/>
                 </w:tcPr>
                 <w:p/>
                 <w:p>
@@ -120,6 +145,7 @@
                   </w:pPr>
                   <w:r>
                     <w:rPr>
+                      <w:rFonts w:ascii="Comic Sans MS" w:hAnsi="Comic Sans MS"/>
                       <w:b/>
                       <w:color w:val="2E86AB"/>
                       <w:sz w:val="14"/>
@@ -130,7 +156,7 @@
               </w:tc>
               <w:tc>
                 <w:tcPr>
-                  <w:tcW w:type="dxa" w:w="2304"/>
+                  <w:tcW w:type="dxa" w:w="2448"/>
                 </w:tcPr>
                 <w:p/>
                 <w:p>
@@ -139,6 +165,7 @@
                   </w:pPr>
                   <w:r>
                     <w:rPr>
+                      <w:rFonts w:ascii="Comic Sans MS" w:hAnsi="Comic Sans MS"/>
                       <w:b/>
                       <w:color w:val="2E86AB"/>
                       <w:sz w:val="14"/>
@@ -151,8 +178,14 @@
             <w:tr>
               <w:tc>
                 <w:tcPr>
-                  <w:tcW w:type="dxa" w:w="2304"/>
-                  <w:shd w:fill="F5F5F5"/>
+                  <w:tcW w:type="dxa" w:w="2448"/>
+                  <w:shd w:fill="FFF3E0"/>
+                  <w:tcBorders>
+                    <w:top w:sz="8" w:color="1A4780" w:val="single"/>
+                    <w:bottom w:sz="8" w:color="1A4780" w:val="single"/>
+                    <w:left w:sz="8" w:color="1A4780" w:val="single"/>
+                    <w:right w:sz="8" w:color="1A4780" w:val="single"/>
+                  </w:tcBorders>
                 </w:tcPr>
                 <w:p/>
                 <w:p>
@@ -161,6 +194,7 @@
                   </w:pPr>
                   <w:r>
                     <w:rPr>
+                      <w:rFonts w:ascii="Comic Sans MS" w:hAnsi="Comic Sans MS"/>
                       <w:b/>
                       <w:color w:val="0D1B2A"/>
                       <w:sz w:val="22"/>
@@ -171,8 +205,14 @@
               </w:tc>
               <w:tc>
                 <w:tcPr>
-                  <w:tcW w:type="dxa" w:w="2304"/>
-                  <w:shd w:fill="F5F5F5"/>
+                  <w:tcW w:type="dxa" w:w="2448"/>
+                  <w:shd w:fill="E8F5E9"/>
+                  <w:tcBorders>
+                    <w:top w:sz="8" w:color="1A4780" w:val="single"/>
+                    <w:bottom w:sz="8" w:color="1A4780" w:val="single"/>
+                    <w:left w:sz="8" w:color="1A4780" w:val="single"/>
+                    <w:right w:sz="8" w:color="1A4780" w:val="single"/>
+                  </w:tcBorders>
                 </w:tcPr>
                 <w:p/>
                 <w:p>
@@ -181,6 +221,7 @@
                   </w:pPr>
                   <w:r>
                     <w:rPr>
+                      <w:rFonts w:ascii="Comic Sans MS" w:hAnsi="Comic Sans MS"/>
                       <w:b/>
                       <w:color w:val="0D1B2A"/>
                       <w:sz w:val="22"/>
@@ -191,8 +232,14 @@
               </w:tc>
               <w:tc>
                 <w:tcPr>
-                  <w:tcW w:type="dxa" w:w="2304"/>
-                  <w:shd w:fill="F5F5F5"/>
+                  <w:tcW w:type="dxa" w:w="2448"/>
+                  <w:shd w:fill="E8F5E9"/>
+                  <w:tcBorders>
+                    <w:top w:sz="8" w:color="1A4780" w:val="single"/>
+                    <w:bottom w:sz="8" w:color="1A4780" w:val="single"/>
+                    <w:left w:sz="8" w:color="1A4780" w:val="single"/>
+                    <w:right w:sz="8" w:color="1A4780" w:val="single"/>
+                  </w:tcBorders>
                 </w:tcPr>
                 <w:p/>
                 <w:p>
@@ -201,6 +248,7 @@
                   </w:pPr>
                   <w:r>
                     <w:rPr>
+                      <w:rFonts w:ascii="Comic Sans MS" w:hAnsi="Comic Sans MS"/>
                       <w:b/>
                       <w:color w:val="0D1B2A"/>
                       <w:sz w:val="22"/>
@@ -210,75 +258,29 @@
                 </w:p>
               </w:tc>
             </w:tr>
-            <w:tr>
-              <w:tc>
-                <w:tcPr>
-                  <w:tcW w:type="dxa" w:w="2304"/>
-                </w:tcPr>
-                <w:p/>
-                <w:p>
-                  <w:pPr>
-                    <w:jc w:val="center"/>
-                  </w:pPr>
-                  <w:r>
-                    <w:rPr>
-                      <w:color w:val="666666"/>
-                      <w:sz w:val="16"/>
-                    </w:rPr>
-                    <w:t>→ + → Predator Detection</w:t>
-                  </w:r>
-                </w:p>
-              </w:tc>
-              <w:tc>
-                <w:tcPr>
-                  <w:tcW w:type="dxa" w:w="2304"/>
-                </w:tcPr>
-                <w:p/>
-                <w:p>
-                  <w:pPr>
-                    <w:jc w:val="center"/>
-                  </w:pPr>
-                  <w:r>
-                    <w:rPr>
-                      <w:color w:val="666666"/>
-                      <w:sz w:val="16"/>
-                    </w:rPr>
-                    <w:t>→ + → Survival Rate</w:t>
-                  </w:r>
-                </w:p>
-              </w:tc>
-              <w:tc>
-                <w:tcPr>
-                  <w:tcW w:type="dxa" w:w="2304"/>
-                </w:tcPr>
-                <w:p/>
-              </w:tc>
-            </w:tr>
           </w:tbl>
           <w:p/>
           <w:p>
+            <w:pPr>
+              <w:jc w:val="center"/>
+            </w:pPr>
             <w:r>
               <w:rPr>
-                <w:b/>
-                <w:sz w:val="18"/>
-              </w:rPr>
-              <w:t xml:space="preserve">Color Key: </w:t>
-            </w:r>
-            <w:r>
-              <w:rPr>
+                <w:rFonts w:ascii="Comic Sans MS" w:hAnsi="Comic Sans MS"/>
                 <w:b/>
                 <w:color w:val="27AE60"/>
                 <w:sz w:val="18"/>
               </w:rPr>
-              <w:t xml:space="preserve">+ = green arrow  </w:t>
+              <w:t xml:space="preserve">GREEN + = go together  </w:t>
             </w:r>
             <w:r>
               <w:rPr>
+                <w:rFonts w:ascii="Comic Sans MS" w:hAnsi="Comic Sans MS"/>
                 <w:b/>
                 <w:color w:val="E74C3C"/>
                 <w:sz w:val="18"/>
               </w:rPr>
-              <w:t>- = red arrow</w:t>
+              <w:t>RED - = go opposite</w:t>
             </w:r>
           </w:p>
           <w:p>
@@ -287,27 +289,38 @@
             </w:pPr>
             <w:r>
               <w:rPr>
-                <w:color w:val="AAAAAA"/>
+                <w:rFonts w:ascii="Comic Sans MS" w:hAnsi="Comic Sans MS"/>
+                <w:color w:val="999999"/>
                 <w:sz w:val="16"/>
               </w:rPr>
-              <w:t>--- FOLD LINE ---</w:t>
+              <w:t>--- FOLD HERE ---</w:t>
             </w:r>
           </w:p>
         </w:tc>
         <w:tc>
           <w:tcPr>
-            <w:tcW w:type="dxa" w:w="6912"/>
+            <w:tcW w:type="dxa" w:w="7344"/>
+            <w:shd w:fill="FFF9C4"/>
+            <w:tcW w:w="7056" w:type="dxa"/>
+            <w:tcBorders>
+              <w:top w:sz="18" w:color="E67E22" w:val="single"/>
+              <w:bottom w:sz="18" w:color="E67E22" w:val="single"/>
+              <w:left w:sz="6" w:color="E67E22" w:val="dashed"/>
+              <w:right w:sz="18" w:color="E67E22" w:val="single"/>
+            </w:tcBorders>
           </w:tcPr>
           <w:p/>
           <w:p>
             <w:pPr>
+              <w:spacing w:after="40"/>
               <w:jc w:val="center"/>
             </w:pPr>
             <w:r>
               <w:rPr>
+                <w:rFonts w:ascii="Comic Sans MS" w:hAnsi="Comic Sans MS"/>
                 <w:b/>
-                <w:color w:val="2E86AB"/>
-                <w:sz w:val="28"/>
+                <w:color w:val="E67E22"/>
+                <w:sz w:val="32"/>
               </w:rPr>
               <w:t>What I Learned</w:t>
             </w:r>
@@ -315,6 +328,7 @@
           <w:p>
             <w:r>
               <w:rPr>
+                <w:rFonts w:ascii="Comic Sans MS" w:hAnsi="Comic Sans MS"/>
                 <w:b/>
                 <w:color w:val="0D1B2A"/>
                 <w:sz w:val="22"/>
@@ -325,15 +339,17 @@
           <w:p>
             <w:r>
               <w:rPr>
+                <w:rFonts w:ascii="Comic Sans MS" w:hAnsi="Comic Sans MS"/>
                 <w:b/>
                 <w:color w:val="1A4780"/>
-                <w:sz w:val="20"/>
+                <w:sz w:val="18"/>
               </w:rPr>
               <w:t xml:space="preserve">Predator: </w:t>
             </w:r>
             <w:r>
               <w:rPr>
-                <w:sz w:val="18"/>
+                <w:rFonts w:ascii="Comic Sans MS" w:hAnsi="Comic Sans MS"/>
+                <w:sz w:val="16"/>
               </w:rPr>
               <w:t>An animal that hunts and eats other animals to survive</w:t>
             </w:r>
@@ -341,15 +357,17 @@
           <w:p>
             <w:r>
               <w:rPr>
+                <w:rFonts w:ascii="Comic Sans MS" w:hAnsi="Comic Sans MS"/>
                 <w:b/>
                 <w:color w:val="1A4780"/>
-                <w:sz w:val="20"/>
+                <w:sz w:val="18"/>
               </w:rPr>
               <w:t xml:space="preserve">Survival: </w:t>
             </w:r>
             <w:r>
               <w:rPr>
-                <w:sz w:val="18"/>
+                <w:rFonts w:ascii="Comic Sans MS" w:hAnsi="Comic Sans MS"/>
+                <w:sz w:val="16"/>
               </w:rPr>
               <w:t>Staying alive by finding food, water, shelter, and staying safe from danger</w:t>
             </w:r>
@@ -357,44 +375,53 @@
           <w:p>
             <w:r>
               <w:rPr>
+                <w:rFonts w:ascii="Comic Sans MS" w:hAnsi="Comic Sans MS"/>
                 <w:b/>
                 <w:color w:val="1A4780"/>
-                <w:sz w:val="20"/>
+                <w:sz w:val="18"/>
               </w:rPr>
               <w:t xml:space="preserve">Group Behavior: </w:t>
             </w:r>
             <w:r>
               <w:rPr>
-                <w:sz w:val="18"/>
+                <w:rFonts w:ascii="Comic Sans MS" w:hAnsi="Comic Sans MS"/>
+                <w:sz w:val="16"/>
               </w:rPr>
               <w:t>When animals work together as a team to help each other stay safe or find food</w:t>
             </w:r>
           </w:p>
-          <w:p/>
           <w:p>
+            <w:pPr>
+              <w:spacing w:before="120"/>
+            </w:pPr>
             <w:r>
               <w:rPr>
+                <w:rFonts w:ascii="Comic Sans MS" w:hAnsi="Comic Sans MS"/>
                 <w:b/>
                 <w:color w:val="0D1B2A"/>
                 <w:sz w:val="20"/>
               </w:rPr>
-              <w:t>Complete the Sentence:</w:t>
+              <w:t>Complete:</w:t>
             </w:r>
           </w:p>
           <w:p>
             <w:r>
               <w:rPr>
+                <w:rFonts w:ascii="Comic Sans MS" w:hAnsi="Comic Sans MS"/>
                 <w:b/>
                 <w:color w:val="1A4780"/>
-                <w:sz w:val="22"/>
+                <w:sz w:val="20"/>
               </w:rPr>
               <w:t>When Group Size goes up, Predator Detection goes _______.</w:t>
             </w:r>
           </w:p>
-          <w:p/>
           <w:p>
+            <w:pPr>
+              <w:spacing w:before="120"/>
+            </w:pPr>
             <w:r>
               <w:rPr>
+                <w:rFonts w:ascii="Comic Sans MS" w:hAnsi="Comic Sans MS"/>
                 <w:b/>
                 <w:color w:val="0D1B2A"/>
                 <w:sz w:val="20"/>
@@ -404,38 +431,41 @@
           </w:p>
           <w:p>
             <w:pPr>
-              <w:spacing w:after="80" w:line="480" w:lineRule="exact"/>
+              <w:spacing w:after="40" w:line="560" w:lineRule="exact"/>
             </w:pPr>
             <w:r>
               <w:rPr>
-                <w:color w:val="CCCCCC"/>
-                <w:sz w:val="22"/>
+                <w:rFonts w:ascii="Comic Sans MS" w:hAnsi="Comic Sans MS"/>
+                <w:color w:val="BBBBBB"/>
+                <w:sz w:val="32"/>
               </w:rPr>
-              <w:t>_______________________________________________________</w:t>
+              <w:t>________________________________________</w:t>
             </w:r>
           </w:p>
           <w:p>
             <w:pPr>
-              <w:spacing w:after="80" w:line="480" w:lineRule="exact"/>
+              <w:spacing w:after="40" w:line="560" w:lineRule="exact"/>
             </w:pPr>
             <w:r>
               <w:rPr>
-                <w:color w:val="CCCCCC"/>
-                <w:sz w:val="22"/>
+                <w:rFonts w:ascii="Comic Sans MS" w:hAnsi="Comic Sans MS"/>
+                <w:color w:val="BBBBBB"/>
+                <w:sz w:val="32"/>
               </w:rPr>
-              <w:t>_______________________________________________________</w:t>
+              <w:t>________________________________________</w:t>
             </w:r>
           </w:p>
           <w:p>
             <w:pPr>
-              <w:spacing w:after="80" w:line="480" w:lineRule="exact"/>
+              <w:spacing w:after="40" w:line="560" w:lineRule="exact"/>
             </w:pPr>
             <w:r>
               <w:rPr>
-                <w:color w:val="CCCCCC"/>
-                <w:sz w:val="22"/>
+                <w:rFonts w:ascii="Comic Sans MS" w:hAnsi="Comic Sans MS"/>
+                <w:color w:val="BBBBBB"/>
+                <w:sz w:val="32"/>
               </w:rPr>
-              <w:t>_______________________________________________________</w:t>
+              <w:t>________________________________________</w:t>
             </w:r>
           </w:p>
           <w:p>
@@ -444,10 +474,11 @@
             </w:pPr>
             <w:r>
               <w:rPr>
+                <w:rFonts w:ascii="Comic Sans MS" w:hAnsi="Comic Sans MS"/>
                 <w:color w:val="AAAAAA"/>
                 <w:sz w:val="14"/>
               </w:rPr>
-              <w:t>-- GLUE TAB (apply glue here to attach to notebook) --</w:t>
+              <w:t>-- GLUE HERE --</w:t>
             </w:r>
           </w:p>
         </w:tc>
@@ -459,15 +490,16 @@
       </w:pPr>
       <w:r>
         <w:rPr>
-          <w:color w:val="999999"/>
-          <w:sz w:val="16"/>
+          <w:rFonts w:ascii="Comic Sans MS" w:hAnsi="Comic Sans MS"/>
+          <w:color w:val="AAAAAA"/>
+          <w:sz w:val="18"/>
         </w:rPr>
-        <w:t>- - - - - - - - - - - - - - - - - - - - - - - - - - - CUT ALONG DASHED LINE - - - - - - - - - - - - - - - - - - - - - - - - - -</w:t>
+        <w:t>- - - - - - - - - - - - - - - - - - CUT HERE - - - - - - - - - - - - - - - - - -</w:t>
       </w:r>
     </w:p>
     <w:sectPr>
       <w:pgSz w:w="15840" w:h="12240" w:orient="landscape"/>
-      <w:pgMar w:top="576" w:right="720" w:bottom="576" w:left="720" w:header="720" w:footer="720" w:gutter="0"/>
+      <w:pgMar w:top="432" w:right="576" w:bottom="432" w:left="576" w:header="720" w:footer="720" w:gutter="0"/>
       <w:cols w:space="720"/>
       <w:docGrid w:linePitch="360"/>
     </w:sectPr>
